--- a/paper/drafts/data_paper_scidata_03.docx
+++ b/paper/drafts/data_paper_scidata_03.docx
@@ -39,7 +39,7 @@
         <w:pStyle w:val="Date"/>
       </w:pPr>
       <w:r>
-        <w:t xml:space="preserve">2026-04-29</w:t>
+        <w:t xml:space="preserve">2026-04-30</w:t>
       </w:r>
     </w:p>
     <w:p>
@@ -299,7 +299,7 @@
                     <a:graphicData uri="http://schemas.openxmlformats.org/drawingml/2006/picture">
                       <pic:pic>
                         <pic:nvPicPr>
-                          <pic:cNvPr descr="../figures/Data_preparation_workflow.drawio.png" id="12" name="Picture"/>
+                          <pic:cNvPr descr="figures/Data_preparation_workflow.drawio.png" id="12" name="Picture"/>
                           <pic:cNvPicPr>
                             <a:picLocks noChangeArrowheads="1" noChangeAspect="1"/>
                           </pic:cNvPicPr>
@@ -621,7 +621,7 @@
                     <a:graphicData uri="http://schemas.openxmlformats.org/drawingml/2006/picture">
                       <pic:pic>
                         <pic:nvPicPr>
-                          <pic:cNvPr descr="../figures/fig_examples.png" id="17" name="Picture"/>
+                          <pic:cNvPr descr="figures/fig_examples.png" id="17" name="Picture"/>
                           <pic:cNvPicPr>
                             <a:picLocks noChangeArrowheads="1" noChangeAspect="1"/>
                           </pic:cNvPicPr>
@@ -776,7 +776,56 @@
         <w:pStyle w:val="FirstParagraph"/>
       </w:pPr>
       <w:r>
-        <w:t xml:space="preserve">The dataset is deposited on DataSuds, the institutional research data repository of the Institut de Recherche pour le Développement (IRD), which assigns a persistent DOI. The source code is hosted on GitHub at</w:t>
+        <w:t xml:space="preserve">The dataset is currently deposited on DataSuds, the institutional research data repository of the Institut de Recherche pour le Développement (IRD), which assigns a persistent DOI. The official reference is:</w:t>
+      </w:r>
+    </w:p>
+    <w:p>
+      <w:pPr>
+        <w:pStyle w:val="BlockText"/>
+      </w:pPr>
+      <w:r>
+        <w:t xml:space="preserve">Bedecarrats, Florent, Ramanantsoa, Seheno, Andrianambinina, Ollier D. , 2026,</w:t>
+      </w:r>
+      <w:r>
+        <w:t xml:space="preserve"> </w:t>
+      </w:r>
+      <w:r>
+        <w:t xml:space="preserve">“Dynamic spatial conservation boundaries and internal zoning of Madagascar from 2000 to 2025”</w:t>
+      </w:r>
+      <w:r>
+        <w:t xml:space="preserve">, https://doi.org/10.23708/VN2TWC, DataSuds, VERSION PROVISOIRE</w:t>
+      </w:r>
+    </w:p>
+    <w:p>
+      <w:pPr>
+        <w:pStyle w:val="FirstParagraph"/>
+      </w:pPr>
+      <w:r>
+        <w:t xml:space="preserve">For the peer-review process, the consolidated dataset (</w:t>
+      </w:r>
+      <w:r>
+        <w:rPr>
+          <w:rStyle w:val="VerbatimChar"/>
+        </w:rPr>
+        <w:t xml:space="preserve">.gpkg</w:t>
+      </w:r>
+      <w:r>
+        <w:t xml:space="preserve"> </w:t>
+      </w:r>
+      <w:r>
+        <w:t xml:space="preserve">and</w:t>
+      </w:r>
+      <w:r>
+        <w:t xml:space="preserve"> </w:t>
+      </w:r>
+      <w:r>
+        <w:rPr>
+          <w:rStyle w:val="VerbatimChar"/>
+        </w:rPr>
+        <w:t xml:space="preserve">.parquet</w:t>
+      </w:r>
+      <w:r>
+        <w:t xml:space="preserve">) is currently available via a temporary secure cloud storage link or requires replicating via the source code, pending final permission from UNEP-WCMC for public redistribution of the derived WDPA geometries. The source code is hosted on GitHub at</w:t>
       </w:r>
       <w:r>
         <w:t xml:space="preserve"> </w:t>
@@ -828,7 +877,7 @@
         <w:t xml:space="preserve">amendments/</w:t>
       </w:r>
       <w:r>
-        <w:t xml:space="preserve">), containing per-protected-area YAML files documenting each amendment with its legal source, effective date, and type, accompanied by GeoJSON geometry files where boundaries differ from the WDPA baseline.</w:t>
+        <w:t xml:space="preserve">), containing per-protected-area YAML files documenting each amendment with its legal source, effective date, and type, accompanied by GeoJSON geometry files where boundaries differ from the WDPA baseline. YAML is a human-readable data serialization format used in this project to systematically document each protected area amendment in a text-based, version-controlled manner.</w:t>
       </w:r>
     </w:p>
     <w:p>
@@ -1665,7 +1714,7 @@
                     <a:graphicData uri="http://schemas.openxmlformats.org/drawingml/2006/picture">
                       <pic:pic>
                         <pic:nvPicPr>
-                          <pic:cNvPr descr="../figures/fig_map.png" id="27" name="Picture"/>
+                          <pic:cNvPr descr="figures/fig_map.png" id="27" name="Picture"/>
                           <pic:cNvPicPr>
                             <a:picLocks noChangeArrowheads="1" noChangeAspect="1"/>
                           </pic:cNvPicPr>
@@ -1858,7 +1907,7 @@
                     <a:graphicData uri="http://schemas.openxmlformats.org/drawingml/2006/picture">
                       <pic:pic>
                         <pic:nvPicPr>
-                          <pic:cNvPr descr="../figures/fig_amendments.png" id="32" name="Picture"/>
+                          <pic:cNvPr descr="figures/fig_amendments.png" id="32" name="Picture"/>
                           <pic:cNvPicPr>
                             <a:picLocks noChangeArrowheads="1" noChangeAspect="1"/>
                           </pic:cNvPicPr>
@@ -1909,7 +1958,7 @@
       </w:tr>
     </w:tbl>
     <w:bookmarkEnd w:id="34"/>
-    <w:bookmarkStart w:id="35" w:name="usage-notes"/>
+    <w:bookmarkStart w:id="36" w:name="usage-notes"/>
     <w:p>
       <w:pPr>
         <w:pStyle w:val="Heading1"/>
@@ -1924,6 +1973,25 @@
       </w:pPr>
       <w:r>
         <w:t xml:space="preserve">The GeoPackage and GeoParquet files can be opened directly in QGIS, ArcGIS, R (with the sf or arrow packages), or Python (with geopandas or pyarrow). The WDPAID field enables direct linkage with global WDPA analyses, allowing users to enrich the standard database with temporal information for Madagascar.</w:t>
+      </w:r>
+    </w:p>
+    <w:p>
+      <w:pPr>
+        <w:pStyle w:val="BodyText"/>
+      </w:pPr>
+      <w:r>
+        <w:t xml:space="preserve">In the event that pre-compiled datasets cannot be distributed publicly due to WDPA licensing restrictions, users can easily generate the consolidated dataset themselves. By downloading the WDPA baseline directly from Protected Planet (</w:t>
+      </w:r>
+      <w:hyperlink r:id="rId35">
+        <w:r>
+          <w:rPr>
+            <w:rStyle w:val="Hyperlink"/>
+          </w:rPr>
+          <w:t xml:space="preserve">https://www.protectedplanet.net/</w:t>
+        </w:r>
+      </w:hyperlink>
+      <w:r>
+        <w:t xml:space="preserve">) to their local environment, users can run the open-source Consolidation and Auditing Rules (CAR) R scripts provided in our repository. These automatically apply all YAML amendments to compile the exact same historical spatio-temporal dataset locally.</w:t>
       </w:r>
     </w:p>
     <w:p>
@@ -1995,8 +2063,8 @@
         <w:t xml:space="preserve">Users should note that the WDPA baseline attributes are subject to UNEP-WCMC licensing terms regarding commercial use. The amendments and the temporal data model itself are released under a CC-BY 4.0 license. An interactive companion website provides visual exploration of the dataset, enabling users to browse individual protected areas, view their temporal trajectories, and compare boundaries across sources and time periods.</w:t>
       </w:r>
     </w:p>
-    <w:bookmarkEnd w:id="35"/>
-    <w:bookmarkStart w:id="36" w:name="code-availability"/>
+    <w:bookmarkEnd w:id="36"/>
+    <w:bookmarkStart w:id="37" w:name="code-availability"/>
     <w:p>
       <w:pPr>
         <w:pStyle w:val="Heading1"/>
@@ -2030,8 +2098,8 @@
         <w:t xml:space="preserve">under a CC-BY 4.0 license. The repository contains the complete Quarto book documenting all processing steps across nine chapters, the Shiny verification application, and the CAR consolidation engine. The code is archived via Software Heritage for long-term preservation, providing a persistent software identifier (SWHID).</w:t>
       </w:r>
     </w:p>
-    <w:bookmarkEnd w:id="36"/>
-    <w:bookmarkStart w:id="37" w:name="acknowledgements"/>
+    <w:bookmarkEnd w:id="37"/>
+    <w:bookmarkStart w:id="38" w:name="acknowledgements"/>
     <w:p>
       <w:pPr>
         <w:pStyle w:val="Heading1"/>
@@ -2048,8 +2116,8 @@
         <w:t xml:space="preserve">This work was conducted within the BETSAKA project, supported by KfW, Agence Française de Développement (AFD), Institut de Recherche pour le Développement (IRD), and Agence Nationale de la Recherche (ANR). The project is coordinated by IRD/UMI-SOURCE and the Université d’Antananarivo/CERED. We thank the Vahatra Association for the foundational monograph on Madagascar’s protected areas, the CNLEGIS team for maintaining the national legislative database, and the organizations (MEDD, MNP, MBG, GERP, WWF) that shared core zone spatial data.</w:t>
       </w:r>
     </w:p>
-    <w:bookmarkEnd w:id="37"/>
-    <w:bookmarkStart w:id="38" w:name="author-contributions"/>
+    <w:bookmarkEnd w:id="38"/>
+    <w:bookmarkStart w:id="39" w:name="author-contributions"/>
     <w:p>
       <w:pPr>
         <w:pStyle w:val="Heading1"/>
@@ -2066,8 +2134,8 @@
         <w:t xml:space="preserve">Following the CRediT (Contributor Roles Taxonomy) framework: F.B.: Conceptualization, Methodology, Software, Formal analysis, Data curation, Writing – original draft, Visualization, Project administration. S.R.: Investigation, Data curation, Validation, Resources, Writing – review &amp; editing. O.D.A.: Investigation, Data curation, Validation, Resources, Writing – review &amp; editing.</w:t>
       </w:r>
     </w:p>
-    <w:bookmarkEnd w:id="38"/>
-    <w:bookmarkStart w:id="39" w:name="competing-interests"/>
+    <w:bookmarkEnd w:id="39"/>
+    <w:bookmarkStart w:id="40" w:name="competing-interests"/>
     <w:p>
       <w:pPr>
         <w:pStyle w:val="Heading1"/>
@@ -2084,8 +2152,8 @@
         <w:t xml:space="preserve">S.R. is a civil servant in charge of protected area governance at the Ministère de l’Environnement et du Développement Durable (MEDD) of Madagascar. O.D.A. heads the data information system and innovation unit at Madagascar National Parks (MNP). Producing and maintaining protected area information is part of their professional responsibilities. The authors have no financial conflicts of interest to declare.</w:t>
       </w:r>
     </w:p>
-    <w:bookmarkEnd w:id="39"/>
-    <w:bookmarkStart w:id="40" w:name="funding"/>
+    <w:bookmarkEnd w:id="40"/>
+    <w:bookmarkStart w:id="41" w:name="funding"/>
     <w:p>
       <w:pPr>
         <w:pStyle w:val="Heading1"/>
@@ -2102,8 +2170,8 @@
         <w:t xml:space="preserve">BETSAKA project, supported by KfW, Agence Française de Développement (AFD), Institut de Recherche pour le Développement (IRD), and Agence Nationale de la Recherche (ANR).</w:t>
       </w:r>
     </w:p>
-    <w:bookmarkEnd w:id="40"/>
-    <w:bookmarkStart w:id="52" w:name="references"/>
+    <w:bookmarkEnd w:id="41"/>
+    <w:bookmarkStart w:id="53" w:name="references"/>
     <w:p>
       <w:pPr>
         <w:pStyle w:val="Heading1"/>
@@ -2112,8 +2180,8 @@
         <w:t xml:space="preserve">11. References</w:t>
       </w:r>
     </w:p>
-    <w:bookmarkStart w:id="51" w:name="refs"/>
-    <w:bookmarkStart w:id="41" w:name="ref-Bingham2019a"/>
+    <w:bookmarkStart w:id="52" w:name="refs"/>
+    <w:bookmarkStart w:id="42" w:name="ref-Bingham2019a"/>
     <w:p>
       <w:pPr>
         <w:pStyle w:val="Bibliography"/>
@@ -2158,8 +2226,8 @@
         <w:t xml:space="preserve">and world database on other effective area- based conservation measures: 1.6. UNEP-WCMC, Cambridge, UK</w:t>
       </w:r>
     </w:p>
-    <w:bookmarkEnd w:id="41"/>
-    <w:bookmarkStart w:id="42" w:name="ref-bingham2019b"/>
+    <w:bookmarkEnd w:id="42"/>
+    <w:bookmarkStart w:id="43" w:name="ref-bingham2019b"/>
     <w:p>
       <w:pPr>
         <w:pStyle w:val="Bibliography"/>
@@ -2189,8 +2257,8 @@
         <w:t xml:space="preserve">. Nature Ecology &amp; Evolution 3:737–743</w:t>
       </w:r>
     </w:p>
-    <w:bookmarkEnd w:id="42"/>
-    <w:bookmarkStart w:id="43" w:name="ref-Ebregt2000"/>
+    <w:bookmarkEnd w:id="43"/>
+    <w:bookmarkStart w:id="44" w:name="ref-Ebregt2000"/>
     <w:p>
       <w:pPr>
         <w:pStyle w:val="Bibliography"/>
@@ -2307,8 +2375,8 @@
         <w:t xml:space="preserve">. International Agricultural Centre, The Netherlands, 64pp</w:t>
       </w:r>
     </w:p>
-    <w:bookmarkEnd w:id="43"/>
-    <w:bookmarkStart w:id="44" w:name="ref-Goodman2018"/>
+    <w:bookmarkEnd w:id="44"/>
+    <w:bookmarkStart w:id="45" w:name="ref-Goodman2018"/>
     <w:p>
       <w:pPr>
         <w:pStyle w:val="Bibliography"/>
@@ -2326,8 +2394,8 @@
         <w:t xml:space="preserve">: Leur histoire, description et biote. Association Vahatra</w:t>
       </w:r>
     </w:p>
-    <w:bookmarkEnd w:id="44"/>
-    <w:bookmarkStart w:id="45" w:name="ref-lewisDynamicsGlobalProtectedarea2019"/>
+    <w:bookmarkEnd w:id="45"/>
+    <w:bookmarkStart w:id="46" w:name="ref-lewisDynamicsGlobalProtectedarea2019"/>
     <w:p>
       <w:pPr>
         <w:pStyle w:val="Bibliography"/>
@@ -2336,8 +2404,8 @@
         <w:t xml:space="preserve">Lewis E, MacSharry B, Juffe-Bignoli D, et al (2019) Dynamics in the global protected-area estate since 2004. Conservation Biology 33:570–579</w:t>
       </w:r>
     </w:p>
-    <w:bookmarkEnd w:id="45"/>
-    <w:bookmarkStart w:id="46" w:name="ref-Maxwell2020"/>
+    <w:bookmarkEnd w:id="46"/>
+    <w:bookmarkStart w:id="47" w:name="ref-Maxwell2020"/>
     <w:p>
       <w:pPr>
         <w:pStyle w:val="Bibliography"/>
@@ -2346,8 +2414,8 @@
         <w:t xml:space="preserve">Maxwell SL, Cazalis V, Dudley N, et al (2020) Area-based conservation in the twenty-first century. Nature 586:217–227</w:t>
       </w:r>
     </w:p>
-    <w:bookmarkEnd w:id="46"/>
-    <w:bookmarkStart w:id="47" w:name="ref-symesWhyWeLose2016"/>
+    <w:bookmarkEnd w:id="47"/>
+    <w:bookmarkStart w:id="48" w:name="ref-symesWhyWeLose2016"/>
     <w:p>
       <w:pPr>
         <w:pStyle w:val="Bibliography"/>
@@ -2368,8 +2436,8 @@
         <w:t xml:space="preserve">influencing protected area downgrading, downsizing and degazettement in the tropics and subtropics. Global Change Biology 22:656–665</w:t>
       </w:r>
     </w:p>
-    <w:bookmarkEnd w:id="47"/>
-    <w:bookmarkStart w:id="48" w:name="ref-unep2024"/>
+    <w:bookmarkEnd w:id="48"/>
+    <w:bookmarkStart w:id="49" w:name="ref-unep2024"/>
     <w:p>
       <w:pPr>
         <w:pStyle w:val="Bibliography"/>
@@ -2378,8 +2446,8 @@
         <w:t xml:space="preserve">UNEP-WCMC and IUCN (2024) Protected planet report 2024. UNEP-WCMC; IUCN, Cambridge, United Kingdom; Gland, Switzerland</w:t>
       </w:r>
     </w:p>
-    <w:bookmarkEnd w:id="48"/>
-    <w:bookmarkStart w:id="50" w:name="ref-Waeber2020"/>
+    <w:bookmarkEnd w:id="49"/>
+    <w:bookmarkStart w:id="51" w:name="ref-Waeber2020"/>
     <w:p>
       <w:pPr>
         <w:pStyle w:val="Bibliography"/>
@@ -2396,7 +2464,7 @@
       <w:r>
         <w:t xml:space="preserve">: Managing biodiversity for a sustainable future. Protected Areas, National Parks and Sustainable Future AN Bakar and MN Suratman (eds) 89–108. https://doi.org/</w:t>
       </w:r>
-      <w:hyperlink r:id="rId49">
+      <w:hyperlink r:id="rId50">
         <w:r>
           <w:rPr>
             <w:rStyle w:val="Hyperlink"/>
@@ -2405,9 +2473,9 @@
         </w:r>
       </w:hyperlink>
     </w:p>
-    <w:bookmarkEnd w:id="50"/>
     <w:bookmarkEnd w:id="51"/>
     <w:bookmarkEnd w:id="52"/>
+    <w:bookmarkEnd w:id="53"/>
     <w:sectPr>
       <w:footnotePr>
         <w:numRestart w:val="eachSect"/>
